--- a/document.docx
+++ b/document.docx
@@ -15,7 +15,7 @@
     <w:p>
       <w:r>
         <w:pict w14:anchorId="786CBD98">
-          <v:rect id="_x0000_i1037" style="width:0;height:1.5pt" o:hralign="center" o:hrstd="t" o:hrnoshade="t" o:hr="t" fillcolor="gray" stroked="f"/>
+          <v:rect id="_x0000_i1025" style="width:0;height:1.5pt" o:hralign="center" o:hrstd="t" o:hrnoshade="t" o:hr="t" fillcolor="gray" stroked="f"/>
         </w:pict>
       </w:r>
     </w:p>
@@ -123,8 +123,47 @@
     </w:p>
     <w:p>
       <w:r>
+        <w:drawing>
+          <wp:inline distT="0" distB="0" distL="0" distR="0" wp14:anchorId="6DC953BD" wp14:editId="49C348A6">
+            <wp:extent cx="5731510" cy="2676525"/>
+            <wp:effectExtent l="0" t="0" r="2540" b="9525"/>
+            <wp:docPr id="465536787" name="Picture 1"/>
+            <wp:cNvGraphicFramePr>
+              <a:graphicFrameLocks xmlns:a="http://schemas.openxmlformats.org/drawingml/2006/main" noChangeAspect="1"/>
+            </wp:cNvGraphicFramePr>
+            <a:graphic xmlns:a="http://schemas.openxmlformats.org/drawingml/2006/main">
+              <a:graphicData uri="http://schemas.openxmlformats.org/drawingml/2006/picture">
+                <pic:pic xmlns:pic="http://schemas.openxmlformats.org/drawingml/2006/picture">
+                  <pic:nvPicPr>
+                    <pic:cNvPr id="465536787" name=""/>
+                    <pic:cNvPicPr/>
+                  </pic:nvPicPr>
+                  <pic:blipFill>
+                    <a:blip r:embed="rId5"/>
+                    <a:stretch>
+                      <a:fillRect/>
+                    </a:stretch>
+                  </pic:blipFill>
+                  <pic:spPr>
+                    <a:xfrm>
+                      <a:off x="0" y="0"/>
+                      <a:ext cx="5731510" cy="2676525"/>
+                    </a:xfrm>
+                    <a:prstGeom prst="rect">
+                      <a:avLst/>
+                    </a:prstGeom>
+                  </pic:spPr>
+                </pic:pic>
+              </a:graphicData>
+            </a:graphic>
+          </wp:inline>
+        </w:drawing>
+      </w:r>
+    </w:p>
+    <w:p>
+      <w:r>
         <w:pict w14:anchorId="7EB26B2C">
-          <v:rect id="_x0000_i1038" style="width:0;height:1.5pt" o:hralign="center" o:hrstd="t" o:hrnoshade="t" o:hr="t" fillcolor="gray" stroked="f"/>
+          <v:rect id="_x0000_i1026" style="width:0;height:1.5pt" o:hralign="center" o:hrstd="t" o:hrnoshade="t" o:hr="t" fillcolor="gray" stroked="f"/>
         </w:pict>
       </w:r>
     </w:p>
@@ -182,19 +221,12 @@
     </w:p>
     <w:p>
       <w:r>
-        <w:t>&lt;html lang="</w:t>
-      </w:r>
-      <w:proofErr w:type="spellStart"/>
-      <w:r>
-        <w:t>en</w:t>
-      </w:r>
-      <w:proofErr w:type="spellEnd"/>
-      <w:r>
-        <w:t>"&gt;</w:t>
-      </w:r>
-    </w:p>
-    <w:p>
-      <w:r>
+        <w:t>&lt;html lang="en"&gt;</w:t>
+      </w:r>
+    </w:p>
+    <w:p>
+      <w:r>
+        <w:lastRenderedPageBreak/>
         <w:t>&lt;head&gt;</w:t>
       </w:r>
     </w:p>
@@ -235,191 +267,135 @@
     </w:p>
     <w:p>
       <w:r>
-        <w:t xml:space="preserve">            justify-content: </w:t>
-      </w:r>
-      <w:proofErr w:type="spellStart"/>
-      <w:r>
-        <w:t>center</w:t>
-      </w:r>
-      <w:proofErr w:type="spellEnd"/>
-      <w:r>
-        <w:t>;</w:t>
-      </w:r>
-    </w:p>
-    <w:p>
-      <w:r>
-        <w:t xml:space="preserve">            align-items: </w:t>
-      </w:r>
-      <w:proofErr w:type="spellStart"/>
-      <w:r>
-        <w:t>center</w:t>
-      </w:r>
-      <w:proofErr w:type="spellEnd"/>
-      <w:r>
-        <w:t>;</w:t>
+        <w:t xml:space="preserve">            justify-content: center;</w:t>
+      </w:r>
+    </w:p>
+    <w:p>
+      <w:r>
+        <w:t xml:space="preserve">            align-items: center;</w:t>
+      </w:r>
+    </w:p>
+    <w:p>
+      <w:r>
+        <w:t xml:space="preserve">            height: 100vh;</w:t>
+      </w:r>
+    </w:p>
+    <w:p>
+      <w:r>
+        <w:t xml:space="preserve">            margin: 0;</w:t>
+      </w:r>
+    </w:p>
+    <w:p>
+      <w:r>
+        <w:t xml:space="preserve">            background-color: #f4f4f9;</w:t>
+      </w:r>
+    </w:p>
+    <w:p>
+      <w:r>
+        <w:t xml:space="preserve">            color: #333;</w:t>
+      </w:r>
+    </w:p>
+    <w:p>
+      <w:r>
+        <w:t xml:space="preserve">        }</w:t>
+      </w:r>
+    </w:p>
+    <w:p>
+      <w:r>
+        <w:t xml:space="preserve">        .container {</w:t>
+      </w:r>
+    </w:p>
+    <w:p>
+      <w:r>
+        <w:t xml:space="preserve">            text-align: center;</w:t>
+      </w:r>
+    </w:p>
+    <w:p>
+      <w:r>
+        <w:t xml:space="preserve">            background: white;</w:t>
+      </w:r>
+    </w:p>
+    <w:p>
+      <w:r>
+        <w:t xml:space="preserve">            padding: 40px;</w:t>
+      </w:r>
+    </w:p>
+    <w:p>
+      <w:r>
+        <w:t xml:space="preserve">            border-radius: 10px;</w:t>
+      </w:r>
+    </w:p>
+    <w:p>
+      <w:r>
+        <w:t xml:space="preserve">            box-shadow: 0 4px 6px rgba(0,0,0,0.1);</w:t>
+      </w:r>
+    </w:p>
+    <w:p>
+      <w:r>
+        <w:t xml:space="preserve">        }</w:t>
+      </w:r>
+    </w:p>
+    <w:p>
+      <w:r>
+        <w:t xml:space="preserve">        h1 { color: #28a745; }</w:t>
+      </w:r>
+    </w:p>
+    <w:p>
+      <w:r>
+        <w:t xml:space="preserve">    &lt;/style&gt;</w:t>
+      </w:r>
+    </w:p>
+    <w:p>
+      <w:r>
+        <w:t>&lt;/head&gt;</w:t>
+      </w:r>
+    </w:p>
+    <w:p>
+      <w:r>
+        <w:t>&lt;body&gt;</w:t>
+      </w:r>
+    </w:p>
+    <w:p>
+      <w:r>
+        <w:t xml:space="preserve">    &lt;div class="container"&gt;</w:t>
+      </w:r>
+    </w:p>
+    <w:p>
+      <w:r>
+        <w:t xml:space="preserve">        &lt;h1&gt;</w:t>
+      </w:r>
+      <w:r>
+        <w:rPr>
+          <w:rFonts w:ascii="Segoe UI Emoji" w:hAnsi="Segoe UI Emoji" w:cs="Segoe UI Emoji"/>
+        </w:rPr>
+        <w:t>🎉</w:t>
+      </w:r>
+      <w:r>
+        <w:t xml:space="preserve"> Success! </w:t>
+      </w:r>
+      <w:r>
+        <w:rPr>
+          <w:rFonts w:ascii="Segoe UI Emoji" w:hAnsi="Segoe UI Emoji" w:cs="Segoe UI Emoji"/>
+        </w:rPr>
+        <w:t>🎉</w:t>
+      </w:r>
+      <w:r>
+        <w:t>&lt;/h1&gt;</w:t>
+      </w:r>
+    </w:p>
+    <w:p>
+      <w:r>
+        <w:t xml:space="preserve">        &lt;p&gt;If you are seeing this, your CI/CD pipeline with GitHub Actions, Docker, and EC2 is fully operational.&lt;/p&gt;</w:t>
+      </w:r>
+    </w:p>
+    <w:p>
+      <w:r>
+        <w:t xml:space="preserve">        &lt;p&gt;Version: 2.0.0&lt;/p&gt;</w:t>
       </w:r>
     </w:p>
     <w:p>
       <w:r>
         <w:lastRenderedPageBreak/>
-        <w:t xml:space="preserve">            height: 100vh;</w:t>
-      </w:r>
-    </w:p>
-    <w:p>
-      <w:r>
-        <w:t xml:space="preserve">            margin: 0;</w:t>
-      </w:r>
-    </w:p>
-    <w:p>
-      <w:r>
-        <w:t xml:space="preserve">            background-</w:t>
-      </w:r>
-      <w:proofErr w:type="spellStart"/>
-      <w:r>
-        <w:t>color</w:t>
-      </w:r>
-      <w:proofErr w:type="spellEnd"/>
-      <w:r>
-        <w:t>: #f4f4f9;</w:t>
-      </w:r>
-    </w:p>
-    <w:p>
-      <w:r>
-        <w:t xml:space="preserve">            </w:t>
-      </w:r>
-      <w:proofErr w:type="spellStart"/>
-      <w:r>
-        <w:t>color</w:t>
-      </w:r>
-      <w:proofErr w:type="spellEnd"/>
-      <w:r>
-        <w:t>: #333;</w:t>
-      </w:r>
-    </w:p>
-    <w:p>
-      <w:r>
-        <w:t xml:space="preserve">        }</w:t>
-      </w:r>
-    </w:p>
-    <w:p>
-      <w:r>
-        <w:t xml:space="preserve">        .container {</w:t>
-      </w:r>
-    </w:p>
-    <w:p>
-      <w:r>
-        <w:t xml:space="preserve">            text-align: </w:t>
-      </w:r>
-      <w:proofErr w:type="spellStart"/>
-      <w:r>
-        <w:t>center</w:t>
-      </w:r>
-      <w:proofErr w:type="spellEnd"/>
-      <w:r>
-        <w:t>;</w:t>
-      </w:r>
-    </w:p>
-    <w:p>
-      <w:r>
-        <w:t xml:space="preserve">            background: white;</w:t>
-      </w:r>
-    </w:p>
-    <w:p>
-      <w:r>
-        <w:t xml:space="preserve">            padding: 40px;</w:t>
-      </w:r>
-    </w:p>
-    <w:p>
-      <w:r>
-        <w:t xml:space="preserve">            border-radius: 10px;</w:t>
-      </w:r>
-    </w:p>
-    <w:p>
-      <w:r>
-        <w:t xml:space="preserve">            box-shadow: 0 4px 6px </w:t>
-      </w:r>
-      <w:proofErr w:type="spellStart"/>
-      <w:r>
-        <w:t>rgba</w:t>
-      </w:r>
-      <w:proofErr w:type="spellEnd"/>
-      <w:r>
-        <w:t>(0,0,0,0.1);</w:t>
-      </w:r>
-    </w:p>
-    <w:p>
-      <w:r>
-        <w:t xml:space="preserve">        }</w:t>
-      </w:r>
-    </w:p>
-    <w:p>
-      <w:r>
-        <w:t xml:space="preserve">        h1 { </w:t>
-      </w:r>
-      <w:proofErr w:type="spellStart"/>
-      <w:r>
-        <w:t>color</w:t>
-      </w:r>
-      <w:proofErr w:type="spellEnd"/>
-      <w:r>
-        <w:t>: #28a745; }</w:t>
-      </w:r>
-    </w:p>
-    <w:p>
-      <w:r>
-        <w:t xml:space="preserve">    &lt;/style&gt;</w:t>
-      </w:r>
-    </w:p>
-    <w:p>
-      <w:r>
-        <w:t>&lt;/head&gt;</w:t>
-      </w:r>
-    </w:p>
-    <w:p>
-      <w:r>
-        <w:t>&lt;body&gt;</w:t>
-      </w:r>
-    </w:p>
-    <w:p>
-      <w:r>
-        <w:t xml:space="preserve">    &lt;div class="container"&gt;</w:t>
-      </w:r>
-    </w:p>
-    <w:p>
-      <w:r>
-        <w:t xml:space="preserve">        &lt;h1&gt;</w:t>
-      </w:r>
-      <w:r>
-        <w:rPr>
-          <w:rFonts w:ascii="Segoe UI Emoji" w:hAnsi="Segoe UI Emoji" w:cs="Segoe UI Emoji"/>
-        </w:rPr>
-        <w:t>🎉</w:t>
-      </w:r>
-      <w:r>
-        <w:t xml:space="preserve"> Success! </w:t>
-      </w:r>
-      <w:r>
-        <w:rPr>
-          <w:rFonts w:ascii="Segoe UI Emoji" w:hAnsi="Segoe UI Emoji" w:cs="Segoe UI Emoji"/>
-        </w:rPr>
-        <w:t>🎉</w:t>
-      </w:r>
-      <w:r>
-        <w:t>&lt;/h1&gt;</w:t>
-      </w:r>
-    </w:p>
-    <w:p>
-      <w:r>
-        <w:t xml:space="preserve">        &lt;p&gt;If you are seeing this, your CI/CD pipeline with GitHub Actions, Docker, and EC2 is fully operational.&lt;/p&gt;</w:t>
-      </w:r>
-    </w:p>
-    <w:p>
-      <w:r>
-        <w:t xml:space="preserve">        &lt;p&gt;Version: 2.0.0&lt;/p&gt;</w:t>
-      </w:r>
-    </w:p>
-    <w:p>
-      <w:r>
         <w:t xml:space="preserve">    &lt;/div&gt;</w:t>
       </w:r>
     </w:p>
@@ -457,28 +433,18 @@
         <w:t>File:</w:t>
       </w:r>
       <w:r>
-        <w:t xml:space="preserve"> </w:t>
-      </w:r>
-      <w:proofErr w:type="spellStart"/>
+        <w:t xml:space="preserve"> Dockerfile (Located in the root directory)</w:t>
+      </w:r>
+    </w:p>
+    <w:p>
+      <w:r>
+        <w:t>Packages the application into an Nginx web server environment.</w:t>
+      </w:r>
+    </w:p>
+    <w:p>
       <w:r>
         <w:t>Dockerfile</w:t>
       </w:r>
-      <w:proofErr w:type="spellEnd"/>
-      <w:r>
-        <w:t xml:space="preserve"> (Located in the root directory)</w:t>
-      </w:r>
-    </w:p>
-    <w:p>
-      <w:r>
-        <w:t>Packages the application into an Nginx web server environment.</w:t>
-      </w:r>
-    </w:p>
-    <w:p>
-      <w:proofErr w:type="spellStart"/>
-      <w:r>
-        <w:t>Dockerfile</w:t>
-      </w:r>
-      <w:proofErr w:type="spellEnd"/>
     </w:p>
     <w:p>
       <w:r>
@@ -492,13 +458,8 @@
     </w:p>
     <w:p>
       <w:r>
-        <w:t xml:space="preserve">FROM </w:t>
-      </w:r>
-      <w:proofErr w:type="spellStart"/>
-      <w:r>
-        <w:t>nginx:alpine</w:t>
-      </w:r>
-      <w:proofErr w:type="spellEnd"/>
+        <w:t>FROM nginx:alpine</w:t>
+      </w:r>
     </w:p>
     <w:p/>
     <w:p>
@@ -508,15 +469,7 @@
     </w:p>
     <w:p>
       <w:r>
-        <w:t>COPY index.html /</w:t>
-      </w:r>
-      <w:proofErr w:type="spellStart"/>
-      <w:r>
-        <w:t>usr</w:t>
-      </w:r>
-      <w:proofErr w:type="spellEnd"/>
-      <w:r>
-        <w:t>/share/nginx/html/</w:t>
+        <w:t>COPY index.html /usr/share/nginx/html/</w:t>
       </w:r>
     </w:p>
     <w:p/>
@@ -603,13 +556,8 @@
       </w:r>
     </w:p>
     <w:p>
-      <w:proofErr w:type="spellStart"/>
-      <w:r>
-        <w:t>sudo</w:t>
-      </w:r>
-      <w:proofErr w:type="spellEnd"/>
-      <w:r>
-        <w:t xml:space="preserve"> apt update</w:t>
+      <w:r>
+        <w:t>sudo apt update</w:t>
       </w:r>
     </w:p>
     <w:p/>
@@ -619,13 +567,8 @@
       </w:r>
     </w:p>
     <w:p>
-      <w:proofErr w:type="spellStart"/>
-      <w:r>
-        <w:t>sudo</w:t>
-      </w:r>
-      <w:proofErr w:type="spellEnd"/>
-      <w:r>
-        <w:t xml:space="preserve"> apt install docker.io -y</w:t>
+      <w:r>
+        <w:t>sudo apt install docker.io -y</w:t>
       </w:r>
     </w:p>
     <w:p/>
@@ -635,39 +578,14 @@
       </w:r>
     </w:p>
     <w:p>
-      <w:proofErr w:type="spellStart"/>
-      <w:r>
-        <w:t>sudo</w:t>
-      </w:r>
-      <w:proofErr w:type="spellEnd"/>
-      <w:r>
-        <w:t xml:space="preserve"> </w:t>
-      </w:r>
-      <w:proofErr w:type="spellStart"/>
-      <w:r>
-        <w:t>systemctl</w:t>
-      </w:r>
-      <w:proofErr w:type="spellEnd"/>
-      <w:r>
-        <w:t xml:space="preserve"> enable docker</w:t>
-      </w:r>
-    </w:p>
-    <w:p>
-      <w:proofErr w:type="spellStart"/>
-      <w:r>
-        <w:t>sudo</w:t>
-      </w:r>
-      <w:proofErr w:type="spellEnd"/>
-      <w:r>
-        <w:t xml:space="preserve"> </w:t>
-      </w:r>
-      <w:proofErr w:type="spellStart"/>
-      <w:r>
-        <w:t>systemctl</w:t>
-      </w:r>
-      <w:proofErr w:type="spellEnd"/>
-      <w:r>
-        <w:t xml:space="preserve"> start docker</w:t>
+      <w:r>
+        <w:t>sudo systemctl enable docker</w:t>
+      </w:r>
+    </w:p>
+    <w:p>
+      <w:r>
+        <w:lastRenderedPageBreak/>
+        <w:t>sudo systemctl start docker</w:t>
       </w:r>
     </w:p>
     <w:p/>
@@ -677,29 +595,8 @@
       </w:r>
     </w:p>
     <w:p>
-      <w:proofErr w:type="spellStart"/>
-      <w:r>
-        <w:t>sudo</w:t>
-      </w:r>
-      <w:proofErr w:type="spellEnd"/>
-      <w:r>
-        <w:t xml:space="preserve"> </w:t>
-      </w:r>
-      <w:proofErr w:type="spellStart"/>
-      <w:r>
-        <w:t>usermod</w:t>
-      </w:r>
-      <w:proofErr w:type="spellEnd"/>
-      <w:r>
-        <w:t xml:space="preserve"> -</w:t>
-      </w:r>
-      <w:proofErr w:type="spellStart"/>
-      <w:r>
-        <w:t>aG</w:t>
-      </w:r>
-      <w:proofErr w:type="spellEnd"/>
-      <w:r>
-        <w:t xml:space="preserve"> docker ubuntu</w:t>
+      <w:r>
+        <w:t>sudo usermod -aG docker ubuntu</w:t>
       </w:r>
     </w:p>
     <w:p/>
@@ -838,19 +735,89 @@
         </w:numPr>
       </w:pPr>
       <w:r>
-        <w:t>EC2_SSH_KEY: The raw contents of the .</w:t>
-      </w:r>
-      <w:proofErr w:type="spellStart"/>
-      <w:r>
-        <w:t>pem</w:t>
-      </w:r>
-      <w:proofErr w:type="spellEnd"/>
-      <w:r>
-        <w:t xml:space="preserve"> cryptographic key file.</w:t>
-      </w:r>
-    </w:p>
-    <w:p/>
-    <w:p/>
+        <w:t>EC2_SSH_KEY: The raw contents of the .pem cryptographic key file.</w:t>
+      </w:r>
+    </w:p>
+    <w:p>
+      <w:r>
+        <w:drawing>
+          <wp:inline distT="0" distB="0" distL="0" distR="0" wp14:anchorId="70C81CEC" wp14:editId="470D41D3">
+            <wp:extent cx="5731510" cy="2571115"/>
+            <wp:effectExtent l="0" t="0" r="2540" b="635"/>
+            <wp:docPr id="472272889" name="Picture 1"/>
+            <wp:cNvGraphicFramePr>
+              <a:graphicFrameLocks xmlns:a="http://schemas.openxmlformats.org/drawingml/2006/main" noChangeAspect="1"/>
+            </wp:cNvGraphicFramePr>
+            <a:graphic xmlns:a="http://schemas.openxmlformats.org/drawingml/2006/main">
+              <a:graphicData uri="http://schemas.openxmlformats.org/drawingml/2006/picture">
+                <pic:pic xmlns:pic="http://schemas.openxmlformats.org/drawingml/2006/picture">
+                  <pic:nvPicPr>
+                    <pic:cNvPr id="472272889" name=""/>
+                    <pic:cNvPicPr/>
+                  </pic:nvPicPr>
+                  <pic:blipFill>
+                    <a:blip r:embed="rId6"/>
+                    <a:stretch>
+                      <a:fillRect/>
+                    </a:stretch>
+                  </pic:blipFill>
+                  <pic:spPr>
+                    <a:xfrm>
+                      <a:off x="0" y="0"/>
+                      <a:ext cx="5731510" cy="2571115"/>
+                    </a:xfrm>
+                    <a:prstGeom prst="rect">
+                      <a:avLst/>
+                    </a:prstGeom>
+                  </pic:spPr>
+                </pic:pic>
+              </a:graphicData>
+            </a:graphic>
+          </wp:inline>
+        </w:drawing>
+      </w:r>
+    </w:p>
+    <w:p/>
+    <w:p>
+      <w:r>
+        <w:lastRenderedPageBreak/>
+        <w:drawing>
+          <wp:inline distT="0" distB="0" distL="0" distR="0" wp14:anchorId="518C00FE" wp14:editId="5781B419">
+            <wp:extent cx="5731510" cy="2379980"/>
+            <wp:effectExtent l="0" t="0" r="2540" b="1270"/>
+            <wp:docPr id="1751459924" name="Picture 1"/>
+            <wp:cNvGraphicFramePr>
+              <a:graphicFrameLocks xmlns:a="http://schemas.openxmlformats.org/drawingml/2006/main" noChangeAspect="1"/>
+            </wp:cNvGraphicFramePr>
+            <a:graphic xmlns:a="http://schemas.openxmlformats.org/drawingml/2006/main">
+              <a:graphicData uri="http://schemas.openxmlformats.org/drawingml/2006/picture">
+                <pic:pic xmlns:pic="http://schemas.openxmlformats.org/drawingml/2006/picture">
+                  <pic:nvPicPr>
+                    <pic:cNvPr id="1751459924" name=""/>
+                    <pic:cNvPicPr/>
+                  </pic:nvPicPr>
+                  <pic:blipFill>
+                    <a:blip r:embed="rId7"/>
+                    <a:stretch>
+                      <a:fillRect/>
+                    </a:stretch>
+                  </pic:blipFill>
+                  <pic:spPr>
+                    <a:xfrm>
+                      <a:off x="0" y="0"/>
+                      <a:ext cx="5731510" cy="2379980"/>
+                    </a:xfrm>
+                    <a:prstGeom prst="rect">
+                      <a:avLst/>
+                    </a:prstGeom>
+                  </pic:spPr>
+                </pic:pic>
+              </a:graphicData>
+            </a:graphic>
+          </wp:inline>
+        </w:drawing>
+      </w:r>
+    </w:p>
     <w:p/>
     <w:p/>
     <w:p/>
@@ -903,21 +870,8 @@
         <w:t>File:</w:t>
       </w:r>
       <w:r>
-        <w:t xml:space="preserve"> .</w:t>
-      </w:r>
-      <w:proofErr w:type="spellStart"/>
-      <w:r>
-        <w:t>github</w:t>
-      </w:r>
-      <w:proofErr w:type="spellEnd"/>
-      <w:r>
-        <w:t>/workflows/</w:t>
-      </w:r>
-      <w:proofErr w:type="spellStart"/>
-      <w:r>
-        <w:t>deploy.yml</w:t>
-      </w:r>
-      <w:proofErr w:type="spellEnd"/>
+        <w:t xml:space="preserve"> .github/workflows/deploy.yml</w:t>
+      </w:r>
     </w:p>
     <w:p>
       <w:r>
@@ -1012,34 +966,18 @@
     </w:p>
     <w:p>
       <w:r>
+        <w:t xml:space="preserve">          username: ${{ secrets.DOCKER_USERNAME }}</w:t>
+      </w:r>
+    </w:p>
+    <w:p>
+      <w:r>
+        <w:t xml:space="preserve">          password: ${{ secrets.DOCKER_PASSWORD }}</w:t>
+      </w:r>
+    </w:p>
+    <w:p/>
+    <w:p>
+      <w:r>
         <w:lastRenderedPageBreak/>
-        <w:t xml:space="preserve">          username: ${{ </w:t>
-      </w:r>
-      <w:proofErr w:type="spellStart"/>
-      <w:r>
-        <w:t>secrets.DOCKER_USERNAME</w:t>
-      </w:r>
-      <w:proofErr w:type="spellEnd"/>
-      <w:r>
-        <w:t xml:space="preserve"> }}</w:t>
-      </w:r>
-    </w:p>
-    <w:p>
-      <w:r>
-        <w:t xml:space="preserve">          password: ${{ </w:t>
-      </w:r>
-      <w:proofErr w:type="spellStart"/>
-      <w:r>
-        <w:t>secrets.DOCKER_PASSWORD</w:t>
-      </w:r>
-      <w:proofErr w:type="spellEnd"/>
-      <w:r>
-        <w:t xml:space="preserve"> }}</w:t>
-      </w:r>
-    </w:p>
-    <w:p/>
-    <w:p>
-      <w:r>
         <w:t xml:space="preserve">      - name: Build and push Docker image</w:t>
       </w:r>
     </w:p>
@@ -1065,21 +1003,8 @@
     </w:p>
     <w:p>
       <w:r>
-        <w:t xml:space="preserve">          tags: ${{ </w:t>
-      </w:r>
-      <w:proofErr w:type="spellStart"/>
-      <w:r>
-        <w:t>secrets.DOCKER_USERNAME</w:t>
-      </w:r>
-      <w:proofErr w:type="spellEnd"/>
-      <w:r>
-        <w:t xml:space="preserve"> }}/</w:t>
-      </w:r>
-      <w:proofErr w:type="spellStart"/>
-      <w:r>
-        <w:t>my-app:latest</w:t>
-      </w:r>
-      <w:proofErr w:type="spellEnd"/>
+        <w:t xml:space="preserve">          tags: ${{ secrets.DOCKER_USERNAME }}/my-app:latest</w:t>
+      </w:r>
     </w:p>
     <w:p/>
     <w:p>
@@ -1109,15 +1034,7 @@
     </w:p>
     <w:p>
       <w:r>
-        <w:t xml:space="preserve">        uses: </w:t>
-      </w:r>
-      <w:proofErr w:type="spellStart"/>
-      <w:r>
-        <w:t>appleboy</w:t>
-      </w:r>
-      <w:proofErr w:type="spellEnd"/>
-      <w:r>
-        <w:t>/ssh-action@v0.1.10</w:t>
+        <w:t xml:space="preserve">        uses: appleboy/ssh-action@v0.1.10</w:t>
       </w:r>
     </w:p>
     <w:p>
@@ -1152,21 +1069,8 @@
     </w:p>
     <w:p>
       <w:r>
-        <w:t xml:space="preserve">            docker pull ${{ </w:t>
-      </w:r>
-      <w:proofErr w:type="spellStart"/>
-      <w:r>
-        <w:t>secrets.DOCKER_USERNAME</w:t>
-      </w:r>
-      <w:proofErr w:type="spellEnd"/>
-      <w:r>
-        <w:t xml:space="preserve"> }}/</w:t>
-      </w:r>
-      <w:proofErr w:type="spellStart"/>
-      <w:r>
-        <w:t>my-app:latest</w:t>
-      </w:r>
-      <w:proofErr w:type="spellEnd"/>
+        <w:t xml:space="preserve">            docker pull ${{ secrets.DOCKER_USERNAME }}/my-app:latest</w:t>
+      </w:r>
     </w:p>
     <w:p>
       <w:r>
@@ -1200,25 +1104,11 @@
     </w:p>
     <w:p>
       <w:r>
-        <w:t xml:space="preserve">            docker run -d --name my-app-container -p 80:80 ${{ </w:t>
-      </w:r>
-      <w:proofErr w:type="spellStart"/>
-      <w:r>
-        <w:t>secrets.DOCKER_USERNAME</w:t>
-      </w:r>
-      <w:proofErr w:type="spellEnd"/>
-      <w:r>
-        <w:t xml:space="preserve"> }}/</w:t>
-      </w:r>
-      <w:proofErr w:type="spellStart"/>
-      <w:r>
-        <w:t>my-app:latest</w:t>
-      </w:r>
-      <w:proofErr w:type="spellEnd"/>
-    </w:p>
-    <w:p>
-      <w:r>
-        <w:lastRenderedPageBreak/>
+        <w:t xml:space="preserve">            docker run -d --name my-app-container -p 80:80 ${{ secrets.DOCKER_USERNAME }}/my-app:latest</w:t>
+      </w:r>
+    </w:p>
+    <w:p>
+      <w:r>
         <w:t xml:space="preserve">            </w:t>
       </w:r>
     </w:p>
@@ -1927,6 +1817,7 @@
   <w:style w:type="character" w:default="1" w:styleId="DefaultParagraphFont">
     <w:name w:val="Default Paragraph Font"/>
     <w:uiPriority w:val="1"/>
+    <w:semiHidden/>
     <w:unhideWhenUsed/>
   </w:style>
   <w:style w:type="table" w:default="1" w:styleId="TableNormal">
